--- a/exerc/lista02.docx
+++ b/exerc/lista02.docx
@@ -1,6 +1,6 @@
 
 <file path=word/document.xml><?xml version="1.0" encoding="utf-8"?>
-<w:document xmlns:wpc="http://schemas.microsoft.com/office/word/2010/wordprocessingCanvas" xmlns:mc="http://schemas.openxmlformats.org/markup-compatibility/2006" xmlns:o="urn:schemas-microsoft-com:office:office" xmlns:r="http://schemas.openxmlformats.org/officeDocument/2006/relationships" xmlns:m="http://schemas.openxmlformats.org/officeDocument/2006/math" xmlns:v="urn:schemas-microsoft-com:vml" xmlns:wp14="http://schemas.microsoft.com/office/word/2010/wordprocessingDrawing" xmlns:wp="http://schemas.openxmlformats.org/drawingml/2006/wordprocessingDrawing" xmlns:w10="urn:schemas-microsoft-com:office:word" xmlns:w="http://schemas.openxmlformats.org/wordprocessingml/2006/main" xmlns:w14="http://schemas.microsoft.com/office/word/2010/wordml" xmlns:w15="http://schemas.microsoft.com/office/word/2012/wordml" xmlns:wpg="http://schemas.microsoft.com/office/word/2010/wordprocessingGroup" xmlns:wpi="http://schemas.microsoft.com/office/word/2010/wordprocessingInk" xmlns:wne="http://schemas.microsoft.com/office/word/2006/wordml" xmlns:wps="http://schemas.microsoft.com/office/word/2010/wordprocessingShape" mc:Ignorable="w14 w15 wp14">
+<w:document xmlns:wpc="http://schemas.microsoft.com/office/word/2010/wordprocessingCanvas" xmlns:cx="http://schemas.microsoft.com/office/drawing/2014/chartex" xmlns:cx1="http://schemas.microsoft.com/office/drawing/2015/9/8/chartex" xmlns:cx2="http://schemas.microsoft.com/office/drawing/2015/10/21/chartex" xmlns:cx3="http://schemas.microsoft.com/office/drawing/2016/5/9/chartex" xmlns:cx4="http://schemas.microsoft.com/office/drawing/2016/5/10/chartex" xmlns:cx5="http://schemas.microsoft.com/office/drawing/2016/5/11/chartex" xmlns:cx6="http://schemas.microsoft.com/office/drawing/2016/5/12/chartex" xmlns:cx7="http://schemas.microsoft.com/office/drawing/2016/5/13/chartex" xmlns:cx8="http://schemas.microsoft.com/office/drawing/2016/5/14/chartex" xmlns:mc="http://schemas.openxmlformats.org/markup-compatibility/2006" xmlns:aink="http://schemas.microsoft.com/office/drawing/2016/ink" xmlns:am3d="http://schemas.microsoft.com/office/drawing/2017/model3d" xmlns:o="urn:schemas-microsoft-com:office:office" xmlns:oel="http://schemas.microsoft.com/office/2019/extlst" xmlns:r="http://schemas.openxmlformats.org/officeDocument/2006/relationships" xmlns:m="http://schemas.openxmlformats.org/officeDocument/2006/math" xmlns:v="urn:schemas-microsoft-com:vml" xmlns:wp14="http://schemas.microsoft.com/office/word/2010/wordprocessingDrawing" xmlns:wp="http://schemas.openxmlformats.org/drawingml/2006/wordprocessingDrawing" xmlns:w10="urn:schemas-microsoft-com:office:word" xmlns:w="http://schemas.openxmlformats.org/wordprocessingml/2006/main" xmlns:w14="http://schemas.microsoft.com/office/word/2010/wordml" xmlns:w15="http://schemas.microsoft.com/office/word/2012/wordml" xmlns:w16cex="http://schemas.microsoft.com/office/word/2018/wordml/cex" xmlns:w16cid="http://schemas.microsoft.com/office/word/2016/wordml/cid" xmlns:w16="http://schemas.microsoft.com/office/word/2018/wordml" xmlns:w16du="http://schemas.microsoft.com/office/word/2023/wordml/word16du" xmlns:w16sdtdh="http://schemas.microsoft.com/office/word/2020/wordml/sdtdatahash" xmlns:w16sdtfl="http://schemas.microsoft.com/office/word/2024/wordml/sdtformatlock" xmlns:w16se="http://schemas.microsoft.com/office/word/2015/wordml/symex" xmlns:wpg="http://schemas.microsoft.com/office/word/2010/wordprocessingGroup" xmlns:wpi="http://schemas.microsoft.com/office/word/2010/wordprocessingInk" xmlns:wne="http://schemas.microsoft.com/office/word/2006/wordml" xmlns:wps="http://schemas.microsoft.com/office/word/2010/wordprocessingShape" mc:Ignorable="w14 w15 w16se w16cid w16 w16cex w16sdtdh w16sdtfl w16du wp14">
   <w:body>
     <w:p>
       <w:pPr>
@@ -71,7 +71,7 @@
           <w:b/>
           <w:sz w:val="24"/>
         </w:rPr>
-        <w:t>4</w:t>
+        <w:t>5</w:t>
       </w:r>
     </w:p>
     <w:p>
@@ -502,8 +502,6 @@
         </w:rPr>
         <w:t>5)</w:t>
       </w:r>
-      <w:bookmarkStart w:id="0" w:name="_GoBack"/>
-      <w:bookmarkEnd w:id="0"/>
     </w:p>
     <w:p>
       <w:pPr>
@@ -794,7 +792,7 @@
 </file>
 
 <file path=word/numbering.xml><?xml version="1.0" encoding="utf-8"?>
-<w:numbering xmlns:wpc="http://schemas.microsoft.com/office/word/2010/wordprocessingCanvas" xmlns:mc="http://schemas.openxmlformats.org/markup-compatibility/2006" xmlns:o="urn:schemas-microsoft-com:office:office" xmlns:r="http://schemas.openxmlformats.org/officeDocument/2006/relationships" xmlns:m="http://schemas.openxmlformats.org/officeDocument/2006/math" xmlns:v="urn:schemas-microsoft-com:vml" xmlns:wp14="http://schemas.microsoft.com/office/word/2010/wordprocessingDrawing" xmlns:wp="http://schemas.openxmlformats.org/drawingml/2006/wordprocessingDrawing" xmlns:w10="urn:schemas-microsoft-com:office:word" xmlns:w="http://schemas.openxmlformats.org/wordprocessingml/2006/main" xmlns:w14="http://schemas.microsoft.com/office/word/2010/wordml" xmlns:w15="http://schemas.microsoft.com/office/word/2012/wordml" xmlns:wpg="http://schemas.microsoft.com/office/word/2010/wordprocessingGroup" xmlns:wpi="http://schemas.microsoft.com/office/word/2010/wordprocessingInk" xmlns:wne="http://schemas.microsoft.com/office/word/2006/wordml" xmlns:wps="http://schemas.microsoft.com/office/word/2010/wordprocessingShape" mc:Ignorable="w14 w15 wp14">
+<w:numbering xmlns:wpc="http://schemas.microsoft.com/office/word/2010/wordprocessingCanvas" xmlns:cx="http://schemas.microsoft.com/office/drawing/2014/chartex" xmlns:cx1="http://schemas.microsoft.com/office/drawing/2015/9/8/chartex" xmlns:cx2="http://schemas.microsoft.com/office/drawing/2015/10/21/chartex" xmlns:cx3="http://schemas.microsoft.com/office/drawing/2016/5/9/chartex" xmlns:cx4="http://schemas.microsoft.com/office/drawing/2016/5/10/chartex" xmlns:cx5="http://schemas.microsoft.com/office/drawing/2016/5/11/chartex" xmlns:cx6="http://schemas.microsoft.com/office/drawing/2016/5/12/chartex" xmlns:cx7="http://schemas.microsoft.com/office/drawing/2016/5/13/chartex" xmlns:cx8="http://schemas.microsoft.com/office/drawing/2016/5/14/chartex" xmlns:mc="http://schemas.openxmlformats.org/markup-compatibility/2006" xmlns:aink="http://schemas.microsoft.com/office/drawing/2016/ink" xmlns:am3d="http://schemas.microsoft.com/office/drawing/2017/model3d" xmlns:o="urn:schemas-microsoft-com:office:office" xmlns:oel="http://schemas.microsoft.com/office/2019/extlst" xmlns:r="http://schemas.openxmlformats.org/officeDocument/2006/relationships" xmlns:m="http://schemas.openxmlformats.org/officeDocument/2006/math" xmlns:v="urn:schemas-microsoft-com:vml" xmlns:wp14="http://schemas.microsoft.com/office/word/2010/wordprocessingDrawing" xmlns:wp="http://schemas.openxmlformats.org/drawingml/2006/wordprocessingDrawing" xmlns:w10="urn:schemas-microsoft-com:office:word" xmlns:w="http://schemas.openxmlformats.org/wordprocessingml/2006/main" xmlns:w14="http://schemas.microsoft.com/office/word/2010/wordml" xmlns:w15="http://schemas.microsoft.com/office/word/2012/wordml" xmlns:w16cex="http://schemas.microsoft.com/office/word/2018/wordml/cex" xmlns:w16cid="http://schemas.microsoft.com/office/word/2016/wordml/cid" xmlns:w16="http://schemas.microsoft.com/office/word/2018/wordml" xmlns:w16du="http://schemas.microsoft.com/office/word/2023/wordml/word16du" xmlns:w16sdtdh="http://schemas.microsoft.com/office/word/2020/wordml/sdtdatahash" xmlns:w16sdtfl="http://schemas.microsoft.com/office/word/2024/wordml/sdtformatlock" xmlns:w16se="http://schemas.microsoft.com/office/word/2015/wordml/symex" xmlns:wpg="http://schemas.microsoft.com/office/word/2010/wordprocessingGroup" xmlns:wpi="http://schemas.microsoft.com/office/word/2010/wordprocessingInk" xmlns:wne="http://schemas.microsoft.com/office/word/2006/wordml" xmlns:wps="http://schemas.microsoft.com/office/word/2010/wordprocessingShape" mc:Ignorable="w14 w15 w16se w16cid w16 w16cex w16sdtdh w16sdtfl w16du wp14">
   <w:abstractNum w:abstractNumId="0" w15:restartNumberingAfterBreak="0">
     <w:nsid w:val="050C42CB"/>
     <w:multiLevelType w:val="hybridMultilevel"/>
@@ -1899,56 +1897,56 @@
       </w:pPr>
     </w:lvl>
   </w:abstractNum>
-  <w:num w:numId="1">
+  <w:num w:numId="1" w16cid:durableId="1472090677">
     <w:abstractNumId w:val="9"/>
   </w:num>
-  <w:num w:numId="2">
+  <w:num w:numId="2" w16cid:durableId="275261625">
     <w:abstractNumId w:val="5"/>
   </w:num>
-  <w:num w:numId="3">
+  <w:num w:numId="3" w16cid:durableId="1755786552">
     <w:abstractNumId w:val="7"/>
   </w:num>
-  <w:num w:numId="4">
+  <w:num w:numId="4" w16cid:durableId="1203052349">
     <w:abstractNumId w:val="8"/>
   </w:num>
-  <w:num w:numId="5">
+  <w:num w:numId="5" w16cid:durableId="1578974249">
     <w:abstractNumId w:val="13"/>
   </w:num>
-  <w:num w:numId="6">
+  <w:num w:numId="6" w16cid:durableId="777797920">
     <w:abstractNumId w:val="12"/>
   </w:num>
-  <w:num w:numId="7">
+  <w:num w:numId="7" w16cid:durableId="642394212">
     <w:abstractNumId w:val="3"/>
   </w:num>
-  <w:num w:numId="8">
+  <w:num w:numId="8" w16cid:durableId="1826429217">
     <w:abstractNumId w:val="0"/>
   </w:num>
-  <w:num w:numId="9">
+  <w:num w:numId="9" w16cid:durableId="1899432209">
     <w:abstractNumId w:val="2"/>
   </w:num>
-  <w:num w:numId="10">
+  <w:num w:numId="10" w16cid:durableId="1577015068">
     <w:abstractNumId w:val="14"/>
   </w:num>
-  <w:num w:numId="11">
+  <w:num w:numId="11" w16cid:durableId="235944799">
     <w:abstractNumId w:val="11"/>
   </w:num>
-  <w:num w:numId="12">
+  <w:num w:numId="12" w16cid:durableId="378673908">
     <w:abstractNumId w:val="4"/>
   </w:num>
-  <w:num w:numId="13">
+  <w:num w:numId="13" w16cid:durableId="1920169614">
     <w:abstractNumId w:val="1"/>
   </w:num>
-  <w:num w:numId="14">
+  <w:num w:numId="14" w16cid:durableId="487095483">
     <w:abstractNumId w:val="10"/>
   </w:num>
-  <w:num w:numId="15">
+  <w:num w:numId="15" w16cid:durableId="27074093">
     <w:abstractNumId w:val="6"/>
   </w:num>
 </w:numbering>
 </file>
 
 <file path=word/styles.xml><?xml version="1.0" encoding="utf-8"?>
-<w:styles xmlns:mc="http://schemas.openxmlformats.org/markup-compatibility/2006" xmlns:r="http://schemas.openxmlformats.org/officeDocument/2006/relationships" xmlns:w="http://schemas.openxmlformats.org/wordprocessingml/2006/main" xmlns:w14="http://schemas.microsoft.com/office/word/2010/wordml" xmlns:w15="http://schemas.microsoft.com/office/word/2012/wordml" mc:Ignorable="w14 w15">
+<w:styles xmlns:mc="http://schemas.openxmlformats.org/markup-compatibility/2006" xmlns:r="http://schemas.openxmlformats.org/officeDocument/2006/relationships" xmlns:w="http://schemas.openxmlformats.org/wordprocessingml/2006/main" xmlns:w14="http://schemas.microsoft.com/office/word/2010/wordml" xmlns:w15="http://schemas.microsoft.com/office/word/2012/wordml" xmlns:w16cex="http://schemas.microsoft.com/office/word/2018/wordml/cex" xmlns:w16cid="http://schemas.microsoft.com/office/word/2016/wordml/cid" xmlns:w16="http://schemas.microsoft.com/office/word/2018/wordml" xmlns:w16du="http://schemas.microsoft.com/office/word/2023/wordml/word16du" xmlns:w16sdtdh="http://schemas.microsoft.com/office/word/2020/wordml/sdtdatahash" xmlns:w16sdtfl="http://schemas.microsoft.com/office/word/2024/wordml/sdtformatlock" xmlns:w16se="http://schemas.microsoft.com/office/word/2015/wordml/symex" mc:Ignorable="w14 w15 w16se w16cid w16 w16cex w16sdtdh w16sdtfl w16du">
   <w:docDefaults>
     <w:rPrDefault>
       <w:rPr>
@@ -1958,7 +1956,7 @@
     </w:rPrDefault>
     <w:pPrDefault/>
   </w:docDefaults>
-  <w:latentStyles w:defLockedState="0" w:defUIPriority="0" w:defSemiHidden="0" w:defUnhideWhenUsed="0" w:defQFormat="0" w:count="371">
+  <w:latentStyles w:defLockedState="0" w:defUIPriority="0" w:defSemiHidden="0" w:defUnhideWhenUsed="0" w:defQFormat="0" w:count="376">
     <w:lsdException w:name="Normal" w:qFormat="1"/>
     <w:lsdException w:name="heading 1" w:qFormat="1"/>
     <w:lsdException w:name="heading 2" w:semiHidden="1" w:unhideWhenUsed="1" w:qFormat="1"/>
@@ -2323,6 +2321,11 @@
     <w:lsdException w:name="List Table 5 Dark Accent 6" w:uiPriority="50"/>
     <w:lsdException w:name="List Table 6 Colorful Accent 6" w:uiPriority="51"/>
     <w:lsdException w:name="List Table 7 Colorful Accent 6" w:uiPriority="52"/>
+    <w:lsdException w:name="Mention" w:semiHidden="1" w:uiPriority="99" w:unhideWhenUsed="1"/>
+    <w:lsdException w:name="Smart Hyperlink" w:semiHidden="1" w:uiPriority="99" w:unhideWhenUsed="1"/>
+    <w:lsdException w:name="Hashtag" w:semiHidden="1" w:uiPriority="99" w:unhideWhenUsed="1"/>
+    <w:lsdException w:name="Unresolved Mention" w:semiHidden="1" w:uiPriority="99" w:unhideWhenUsed="1"/>
+    <w:lsdException w:name="Smart Link" w:semiHidden="1" w:uiPriority="99" w:unhideWhenUsed="1"/>
   </w:latentStyles>
   <w:style w:type="paragraph" w:default="1" w:styleId="Normal">
     <w:name w:val="Normal"/>

--- a/exerc/lista02.docx
+++ b/exerc/lista02.docx
@@ -71,7 +71,7 @@
           <w:b/>
           <w:sz w:val="24"/>
         </w:rPr>
-        <w:t>5</w:t>
+        <w:t>6</w:t>
       </w:r>
     </w:p>
     <w:p>
@@ -97,16 +97,37 @@
         <w:t xml:space="preserve">Suponha que X representa uma v.a. cujos valores seguem uma progressão aritmética que se inicia em </w:t>
       </w:r>
       <w:r>
-        <w:t>30</w:t>
+        <w:t>1</w:t>
+      </w:r>
+      <w:r>
+        <w:t>0</w:t>
       </w:r>
       <w:r>
         <w:t xml:space="preserve">0 e termina em </w:t>
       </w:r>
       <w:r>
-        <w:t>30</w:t>
-      </w:r>
-      <w:r>
-        <w:t>000, com passo igual a 50, todos igualmente prováveis. Qual a média e variância de X? Se dois valores de X fossem escolhidos ao acaso (independentemente) e fosse obtida a diferença entre eles, qual seria o mínimo, o máximo, a média e a variância dessa diferença?</w:t>
+        <w:t>55715</w:t>
+      </w:r>
+      <w:r>
+        <w:t xml:space="preserve">, com passo igual a </w:t>
+      </w:r>
+      <w:r>
+        <w:t>35</w:t>
+      </w:r>
+      <w:r>
+        <w:t>, todos igualmente prováveis. Qual a média e variância de X? Se dois valores de X fossem escolhidos ao acaso (independentemente) e fosse obtida a diferença entre eles, qual seria o mínimo, o máximo, a média e a variância dessa diferença?</w:t>
+      </w:r>
+      <w:r>
+        <w:t xml:space="preserve"> </w:t>
+      </w:r>
+      <w:r>
+        <w:t>Se Y é uma variável uniforme entre 1 e N, qual a relação entre X e Y</w:t>
+      </w:r>
+      <w:r>
+        <w:t xml:space="preserve">, ou seja, qual a transformação </w:t>
+      </w:r>
+      <w:r>
+        <w:t>em X necessária para que se obtenha Y?</w:t>
       </w:r>
     </w:p>
     <w:p>
@@ -123,13 +144,13 @@
         <w:t xml:space="preserve">Uma urna contém </w:t>
       </w:r>
       <w:r>
-        <w:t>8</w:t>
+        <w:t>7</w:t>
       </w:r>
       <w:r>
         <w:t xml:space="preserve"> bolas vermelhas e </w:t>
       </w:r>
       <w:r>
-        <w:t>4</w:t>
+        <w:t>3</w:t>
       </w:r>
       <w:r>
         <w:t xml:space="preserve"> bolas azuis. Se </w:t>
@@ -154,7 +175,7 @@
         <w:t>Se X é uma v.a. com distribuição binomial com n=</w:t>
       </w:r>
       <w:r>
-        <w:t>10</w:t>
+        <w:t>15</w:t>
       </w:r>
       <w:r>
         <w:t xml:space="preserve"> e p=</w:t>
@@ -166,7 +187,7 @@
         <w:t>/</w:t>
       </w:r>
       <w:r>
-        <w:t>5</w:t>
+        <w:t>4</w:t>
       </w:r>
       <w:r>
         <w:t>, responda:</w:t>
@@ -220,22 +241,19 @@
         <w:t xml:space="preserve">Uma área qualquer pode ser dividida em 3 áreas disjuntas, sendo </w:t>
       </w:r>
       <w:r>
-        <w:t>40</w:t>
+        <w:t>55</w:t>
       </w:r>
       <w:r>
         <w:t xml:space="preserve">% de floresta, </w:t>
       </w:r>
       <w:r>
-        <w:t>5</w:t>
-      </w:r>
-      <w:r>
-        <w:t>0</w:t>
+        <w:t>37</w:t>
       </w:r>
       <w:r>
         <w:t xml:space="preserve">% de cerrado e </w:t>
       </w:r>
       <w:r>
-        <w:t>10</w:t>
+        <w:t>8</w:t>
       </w:r>
       <w:r>
         <w:t xml:space="preserve">% de água. </w:t>
@@ -255,7 +273,13 @@
         <w:ind w:left="641" w:hanging="357"/>
       </w:pPr>
       <w:r>
-        <w:t>Uma v.a. definida como o número de pontos da classe água em 10 pontos amostrados pode ser considerada uma v.a. com distribuição binomial mesmo tendo 3 classes envolvidas no processo? Explique.</w:t>
+        <w:t xml:space="preserve">Uma v.a. definida como o número de pontos da classe água em </w:t>
+      </w:r>
+      <w:r>
+        <w:t>20</w:t>
+      </w:r>
+      <w:r>
+        <w:t xml:space="preserve"> pontos amostrados pode ser considerada uma v.a. com distribuição binomial mesmo tendo 3 classes envolvidas no processo? Explique.</w:t>
       </w:r>
     </w:p>
     <w:p>
@@ -272,7 +296,13 @@
         <w:ind w:left="641" w:hanging="357"/>
       </w:pPr>
       <w:r>
-        <w:t xml:space="preserve">Se 10 pontos fossem selecionados ao acaso (com reposição) nesta área, qual a probabilidade de que exatamente </w:t>
+        <w:t>Se 1</w:t>
+      </w:r>
+      <w:r>
+        <w:t>5</w:t>
+      </w:r>
+      <w:r>
+        <w:t xml:space="preserve"> pontos fossem selecionados ao acaso (com reposição) nesta área, qual a probabilidade de que exatamente </w:t>
       </w:r>
       <w:r>
         <w:t>3</w:t>
@@ -298,7 +328,7 @@
         <w:t xml:space="preserve">Se pontos fossem selecionados ao acaso (com reposição) até que </w:t>
       </w:r>
       <w:r>
-        <w:t>4</w:t>
+        <w:t>5</w:t>
       </w:r>
       <w:r>
         <w:t xml:space="preserve"> deles representassem a classe </w:t>
@@ -333,10 +363,7 @@
         <w:t xml:space="preserve">Se 1000 pontos fossem selecionados ao acaso (com reposição), qual a probabilidade de que pelo menos </w:t>
       </w:r>
       <w:r>
-        <w:t>3</w:t>
-      </w:r>
-      <w:r>
-        <w:t>9</w:t>
+        <w:t>43</w:t>
       </w:r>
       <w:r>
         <w:t>0</w:t>
@@ -362,14 +389,12 @@
       <w:r>
         <w:t xml:space="preserve"> quando </w:t>
       </w:r>
-      <w:proofErr w:type="gramStart"/>
       <w:r>
         <w:rPr>
           <w:i/>
         </w:rPr>
         <w:t>n</w:t>
       </w:r>
-      <w:proofErr w:type="gramEnd"/>
       <w:r>
         <w:t xml:space="preserve"> é grande.</w:t>
       </w:r>
@@ -400,10 +425,10 @@
         </w:rPr>
       </w:pPr>
       <w:r>
-        <w:t>Uma variável X tem média igual a 1</w:t>
-      </w:r>
-      <w:r>
-        <w:t>0</w:t>
+        <w:t xml:space="preserve">Uma variável X tem média igual a </w:t>
+      </w:r>
+      <w:r>
+        <w:t>21</w:t>
       </w:r>
       <w:r>
         <w:t xml:space="preserve">0 e variância igual a </w:t>
@@ -412,22 +437,19 @@
         <w:t>2</w:t>
       </w:r>
       <w:r>
-        <w:t>5</w:t>
+        <w:t>1</w:t>
       </w:r>
       <w:r>
         <w:t>. Outra variável Y tem média igual a 1</w:t>
       </w:r>
       <w:r>
-        <w:t>2</w:t>
-      </w:r>
-      <w:r>
-        <w:t xml:space="preserve">0 e variância igual a </w:t>
-      </w:r>
-      <w:r>
-        <w:t>2</w:t>
-      </w:r>
-      <w:r>
-        <w:t>0</w:t>
+        <w:t>12</w:t>
+      </w:r>
+      <w:r>
+        <w:t xml:space="preserve"> e variância igual a </w:t>
+      </w:r>
+      <w:r>
+        <w:t>18</w:t>
       </w:r>
       <w:r>
         <w:t>. Considerando que ambas são independentes e têm distribuição normal, calcule</w:t>
@@ -458,7 +480,6 @@
           <w:lang w:val="en-US"/>
         </w:rPr>
       </w:pPr>
-      <w:proofErr w:type="gramStart"/>
       <w:r>
         <w:rPr>
           <w:sz w:val="24"/>
@@ -466,41 +487,33 @@
         </w:rPr>
         <w:t>P(</w:t>
       </w:r>
-      <w:proofErr w:type="gramEnd"/>
-      <w:r>
-        <w:rPr>
-          <w:sz w:val="24"/>
-          <w:szCs w:val="24"/>
-        </w:rPr>
-        <w:t>9</w:t>
-      </w:r>
-      <w:r>
-        <w:rPr>
-          <w:sz w:val="24"/>
-          <w:szCs w:val="24"/>
-        </w:rPr>
-        <w:t>9</w:t>
-      </w:r>
-      <w:r>
-        <w:rPr>
-          <w:sz w:val="24"/>
-          <w:szCs w:val="24"/>
-        </w:rPr>
-        <w:t xml:space="preserve"> &lt; X &lt; 1</w:t>
-      </w:r>
-      <w:r>
-        <w:rPr>
-          <w:sz w:val="24"/>
-          <w:szCs w:val="24"/>
-        </w:rPr>
-        <w:t>0</w:t>
-      </w:r>
-      <w:r>
-        <w:rPr>
-          <w:sz w:val="24"/>
-          <w:szCs w:val="24"/>
-        </w:rPr>
-        <w:t>5)</w:t>
+      <w:r>
+        <w:rPr>
+          <w:sz w:val="24"/>
+          <w:szCs w:val="24"/>
+        </w:rPr>
+        <w:t>209</w:t>
+      </w:r>
+      <w:r>
+        <w:rPr>
+          <w:sz w:val="24"/>
+          <w:szCs w:val="24"/>
+        </w:rPr>
+        <w:t xml:space="preserve"> &lt; X &lt; </w:t>
+      </w:r>
+      <w:r>
+        <w:rPr>
+          <w:sz w:val="24"/>
+          <w:szCs w:val="24"/>
+        </w:rPr>
+        <w:t>212</w:t>
+      </w:r>
+      <w:r>
+        <w:rPr>
+          <w:sz w:val="24"/>
+          <w:szCs w:val="24"/>
+        </w:rPr>
+        <w:t>)</w:t>
       </w:r>
     </w:p>
     <w:p>
@@ -522,35 +535,33 @@
           <w:lang w:val="en-US"/>
         </w:rPr>
       </w:pPr>
-      <w:proofErr w:type="gramStart"/>
-      <w:r>
-        <w:rPr>
-          <w:sz w:val="24"/>
-          <w:szCs w:val="24"/>
-        </w:rPr>
-        <w:t>P(</w:t>
-      </w:r>
-      <w:proofErr w:type="gramEnd"/>
-      <w:r>
-        <w:rPr>
-          <w:sz w:val="24"/>
-          <w:szCs w:val="24"/>
-        </w:rPr>
-        <w:t>X = 1</w:t>
-      </w:r>
-      <w:r>
-        <w:rPr>
-          <w:sz w:val="24"/>
-          <w:szCs w:val="24"/>
-        </w:rPr>
-        <w:t>0</w:t>
-      </w:r>
-      <w:r>
-        <w:rPr>
-          <w:sz w:val="24"/>
-          <w:szCs w:val="24"/>
-        </w:rPr>
-        <w:t>0)</w:t>
+      <w:r>
+        <w:rPr>
+          <w:sz w:val="24"/>
+          <w:szCs w:val="24"/>
+        </w:rPr>
+        <w:t xml:space="preserve">P(X = </w:t>
+      </w:r>
+      <w:r>
+        <w:rPr>
+          <w:sz w:val="24"/>
+          <w:szCs w:val="24"/>
+        </w:rPr>
+        <w:t>2</w:t>
+      </w:r>
+      <w:r>
+        <w:rPr>
+          <w:sz w:val="24"/>
+          <w:szCs w:val="24"/>
+        </w:rPr>
+        <w:t>09</w:t>
+      </w:r>
+      <w:r>
+        <w:rPr>
+          <w:sz w:val="24"/>
+          <w:szCs w:val="24"/>
+        </w:rPr>
+        <w:t>)</w:t>
       </w:r>
     </w:p>
     <w:p>
@@ -572,35 +583,26 @@
           <w:lang w:val="en-US"/>
         </w:rPr>
       </w:pPr>
-      <w:proofErr w:type="gramStart"/>
-      <w:r>
-        <w:rPr>
-          <w:sz w:val="24"/>
-          <w:szCs w:val="24"/>
-        </w:rPr>
-        <w:t>P(</w:t>
-      </w:r>
-      <w:proofErr w:type="gramEnd"/>
-      <w:r>
-        <w:rPr>
-          <w:sz w:val="24"/>
-          <w:szCs w:val="24"/>
-        </w:rPr>
-        <w:t xml:space="preserve">X &gt; </w:t>
-      </w:r>
-      <w:r>
-        <w:rPr>
-          <w:sz w:val="24"/>
-          <w:szCs w:val="24"/>
-        </w:rPr>
-        <w:t>5</w:t>
-      </w:r>
-      <w:r>
-        <w:rPr>
-          <w:sz w:val="24"/>
-          <w:szCs w:val="24"/>
-        </w:rPr>
-        <w:t>00)</w:t>
+      <w:r>
+        <w:rPr>
+          <w:sz w:val="24"/>
+          <w:szCs w:val="24"/>
+        </w:rPr>
+        <w:t xml:space="preserve">P(X &gt; </w:t>
+      </w:r>
+      <w:r>
+        <w:rPr>
+          <w:sz w:val="24"/>
+          <w:szCs w:val="24"/>
+        </w:rPr>
+        <w:t>1340</w:t>
+      </w:r>
+      <w:r>
+        <w:rPr>
+          <w:sz w:val="24"/>
+          <w:szCs w:val="24"/>
+        </w:rPr>
+        <w:t>)</w:t>
       </w:r>
     </w:p>
     <w:p>
@@ -622,7 +624,6 @@
           <w:lang w:val="en-US"/>
         </w:rPr>
       </w:pPr>
-      <w:proofErr w:type="gramStart"/>
       <w:r>
         <w:rPr>
           <w:sz w:val="24"/>
@@ -630,7 +631,6 @@
         </w:rPr>
         <w:t>P(</w:t>
       </w:r>
-      <w:proofErr w:type="gramEnd"/>
       <w:r>
         <w:rPr>
           <w:sz w:val="24"/>
@@ -643,14 +643,21 @@
           <w:sz w:val="24"/>
           <w:szCs w:val="24"/>
         </w:rPr>
-        <w:t>-1</w:t>
-      </w:r>
-      <w:r>
-        <w:rPr>
-          <w:sz w:val="24"/>
-          <w:szCs w:val="24"/>
-        </w:rPr>
-        <w:t>21</w:t>
+        <w:t>-</w:t>
+      </w:r>
+      <w:r>
+        <w:rPr>
+          <w:sz w:val="24"/>
+          <w:szCs w:val="24"/>
+        </w:rPr>
+        <w:t>11</w:t>
+      </w:r>
+      <w:r>
+        <w:rPr>
+          <w:sz w:val="24"/>
+          <w:szCs w:val="24"/>
+        </w:rPr>
+        <w:t>4</w:t>
       </w:r>
       <w:r>
         <w:rPr>
@@ -664,7 +671,21 @@
           <w:sz w:val="24"/>
           <w:szCs w:val="24"/>
         </w:rPr>
-        <w:t xml:space="preserve"> &gt; 3)</w:t>
+        <w:t xml:space="preserve"> &gt; </w:t>
+      </w:r>
+      <w:r>
+        <w:rPr>
+          <w:sz w:val="24"/>
+          <w:szCs w:val="24"/>
+        </w:rPr>
+        <w:t>4</w:t>
+      </w:r>
+      <w:r>
+        <w:rPr>
+          <w:sz w:val="24"/>
+          <w:szCs w:val="24"/>
+        </w:rPr>
+        <w:t>)</w:t>
       </w:r>
     </w:p>
     <w:p>
@@ -686,7 +707,6 @@
           <w:lang w:val="en-US"/>
         </w:rPr>
       </w:pPr>
-      <w:proofErr w:type="gramStart"/>
       <w:r>
         <w:rPr>
           <w:sz w:val="24"/>
@@ -694,13 +714,26 @@
         </w:rPr>
         <w:t>P(</w:t>
       </w:r>
-      <w:proofErr w:type="gramEnd"/>
-      <w:r>
-        <w:rPr>
-          <w:sz w:val="24"/>
-          <w:szCs w:val="24"/>
-        </w:rPr>
-        <w:t>X &gt; Y)</w:t>
+      <w:r>
+        <w:rPr>
+          <w:sz w:val="24"/>
+          <w:szCs w:val="24"/>
+        </w:rPr>
+        <w:t>X &gt; Y</w:t>
+      </w:r>
+      <w:r>
+        <w:rPr>
+          <w:sz w:val="24"/>
+          <w:szCs w:val="24"/>
+        </w:rPr>
+        <w:t>+100</w:t>
+      </w:r>
+      <w:r>
+        <w:rPr>
+          <w:sz w:val="24"/>
+          <w:szCs w:val="24"/>
+        </w:rPr>
+        <w:t>)</w:t>
       </w:r>
     </w:p>
     <w:p>
@@ -722,7 +755,6 @@
           <w:lang w:val="en-US"/>
         </w:rPr>
       </w:pPr>
-      <w:proofErr w:type="gramStart"/>
       <w:r>
         <w:rPr>
           <w:sz w:val="24"/>
@@ -730,13 +762,12 @@
         </w:rPr>
         <w:t>P(</w:t>
       </w:r>
-      <w:proofErr w:type="gramEnd"/>
-      <w:r>
-        <w:rPr>
-          <w:sz w:val="24"/>
-          <w:szCs w:val="24"/>
-        </w:rPr>
-        <w:t>3</w:t>
+      <w:r>
+        <w:rPr>
+          <w:sz w:val="24"/>
+          <w:szCs w:val="24"/>
+        </w:rPr>
+        <w:t>2</w:t>
       </w:r>
       <w:r>
         <w:rPr>
@@ -750,6 +781,13 @@
           <w:sz w:val="24"/>
           <w:szCs w:val="24"/>
         </w:rPr>
+        <w:t>0</w:t>
+      </w:r>
+      <w:r>
+        <w:rPr>
+          <w:sz w:val="24"/>
+          <w:szCs w:val="24"/>
+        </w:rPr>
         <w:t>5</w:t>
       </w:r>
       <w:r>
@@ -757,14 +795,14 @@
           <w:sz w:val="24"/>
           <w:szCs w:val="24"/>
         </w:rPr>
-        <w:t xml:space="preserve"> &gt; 1</w:t>
-      </w:r>
-      <w:r>
-        <w:rPr>
-          <w:sz w:val="24"/>
-          <w:szCs w:val="24"/>
-        </w:rPr>
-        <w:t>66</w:t>
+        <w:t xml:space="preserve"> &gt; </w:t>
+      </w:r>
+      <w:r>
+        <w:rPr>
+          <w:sz w:val="24"/>
+          <w:szCs w:val="24"/>
+        </w:rPr>
+        <w:t>205</w:t>
       </w:r>
       <w:r>
         <w:rPr>
